--- a/Running_Python_Code.docx
+++ b/Running_Python_Code.docx
@@ -17,12 +17,6 @@
         <w:gridCol w:w="3117"/>
       </w:tblGrid>
       <w:tr>
-        <w:tblPrEx>
-          <w:tblCellMar>
-            <w:top w:w="0" w:type="dxa"/>
-            <w:bottom w:w="0" w:type="dxa"/>
-          </w:tblCellMar>
-        </w:tblPrEx>
         <w:tc>
           <w:tcPr>
             <w:tcW w:w="9350" w:type="dxa"/>
@@ -59,12 +53,6 @@
         </w:tc>
       </w:tr>
       <w:tr>
-        <w:tblPrEx>
-          <w:tblCellMar>
-            <w:top w:w="0" w:type="dxa"/>
-            <w:bottom w:w="0" w:type="dxa"/>
-          </w:tblCellMar>
-        </w:tblPrEx>
         <w:tc>
           <w:tcPr>
             <w:tcW w:w="3116" w:type="dxa"/>
@@ -160,14 +148,6 @@
     <w:p/>
     <w:p>
       <w:pPr>
-        <w:pStyle w:val="Heading1"/>
-      </w:pPr>
-      <w:r>
-        <w:t>Purpose</w:t>
-      </w:r>
-    </w:p>
-    <w:p>
-      <w:pPr>
         <w:pStyle w:val="NoSpacing"/>
         <w:rPr>
           <w:b w:val="0"/>
@@ -446,7 +426,6 @@
         <w:textAlignment w:val="auto"/>
       </w:pPr>
       <w:r>
-        <w:lastRenderedPageBreak/>
         <w:t>The code you just cloned should now be in a folder on your local machine in: Documents/GitHub/”name of repository”</w:t>
       </w:r>
     </w:p>
@@ -464,6 +443,7 @@
         <w:textAlignment w:val="auto"/>
       </w:pPr>
       <w:r>
+        <w:lastRenderedPageBreak/>
         <w:t>Find this folder and open the folder for your project</w:t>
       </w:r>
     </w:p>
@@ -690,12 +670,6 @@
         <w:gridCol w:w="3117"/>
       </w:tblGrid>
       <w:tr>
-        <w:tblPrEx>
-          <w:tblCellMar>
-            <w:top w:w="0" w:type="dxa"/>
-            <w:bottom w:w="0" w:type="dxa"/>
-          </w:tblCellMar>
-        </w:tblPrEx>
         <w:tc>
           <w:tcPr>
             <w:tcW w:w="3116" w:type="dxa"/>
@@ -764,12 +738,6 @@
         </w:tc>
       </w:tr>
       <w:tr>
-        <w:tblPrEx>
-          <w:tblCellMar>
-            <w:top w:w="0" w:type="dxa"/>
-            <w:bottom w:w="0" w:type="dxa"/>
-          </w:tblCellMar>
-        </w:tblPrEx>
         <w:tc>
           <w:tcPr>
             <w:tcW w:w="3116" w:type="dxa"/>
@@ -2407,6 +2375,7 @@
   <w:style w:type="character" w:default="1" w:styleId="DefaultParagraphFont">
     <w:name w:val="Default Paragraph Font"/>
     <w:uiPriority w:val="1"/>
+    <w:semiHidden/>
     <w:unhideWhenUsed/>
   </w:style>
   <w:style w:type="table" w:default="1" w:styleId="TableNormal">

--- a/Running_Python_Code.docx
+++ b/Running_Python_Code.docx
@@ -17,12 +17,6 @@
         <w:gridCol w:w="3117"/>
       </w:tblGrid>
       <w:tr>
-        <w:tblPrEx>
-          <w:tblCellMar>
-            <w:top w:w="0" w:type="dxa"/>
-            <w:bottom w:w="0" w:type="dxa"/>
-          </w:tblCellMar>
-        </w:tblPrEx>
         <w:tc>
           <w:tcPr>
             <w:tcW w:w="9350" w:type="dxa"/>
@@ -59,12 +53,6 @@
         </w:tc>
       </w:tr>
       <w:tr>
-        <w:tblPrEx>
-          <w:tblCellMar>
-            <w:top w:w="0" w:type="dxa"/>
-            <w:bottom w:w="0" w:type="dxa"/>
-          </w:tblCellMar>
-        </w:tblPrEx>
         <w:tc>
           <w:tcPr>
             <w:tcW w:w="3116" w:type="dxa"/>
@@ -165,6 +153,9 @@
       <w:r>
         <w:t>Purpose</w:t>
       </w:r>
+      <w:r>
+        <w:t>s</w:t>
+      </w:r>
     </w:p>
     <w:p>
       <w:pPr>
@@ -690,12 +681,6 @@
         <w:gridCol w:w="3117"/>
       </w:tblGrid>
       <w:tr>
-        <w:tblPrEx>
-          <w:tblCellMar>
-            <w:top w:w="0" w:type="dxa"/>
-            <w:bottom w:w="0" w:type="dxa"/>
-          </w:tblCellMar>
-        </w:tblPrEx>
         <w:tc>
           <w:tcPr>
             <w:tcW w:w="3116" w:type="dxa"/>
@@ -764,12 +749,6 @@
         </w:tc>
       </w:tr>
       <w:tr>
-        <w:tblPrEx>
-          <w:tblCellMar>
-            <w:top w:w="0" w:type="dxa"/>
-            <w:bottom w:w="0" w:type="dxa"/>
-          </w:tblCellMar>
-        </w:tblPrEx>
         <w:tc>
           <w:tcPr>
             <w:tcW w:w="3116" w:type="dxa"/>
@@ -2407,6 +2386,7 @@
   <w:style w:type="character" w:default="1" w:styleId="DefaultParagraphFont">
     <w:name w:val="Default Paragraph Font"/>
     <w:uiPriority w:val="1"/>
+    <w:semiHidden/>
     <w:unhideWhenUsed/>
   </w:style>
   <w:style w:type="table" w:default="1" w:styleId="TableNormal">

--- a/Running_Python_Code.docx
+++ b/Running_Python_Code.docx
@@ -152,9 +152,6 @@
       </w:pPr>
       <w:r>
         <w:t>Purpose</w:t>
-      </w:r>
-      <w:r>
-        <w:t>s</w:t>
       </w:r>
     </w:p>
     <w:p>
